--- a/por/docx/49.content.docx
+++ b/por/docx/49.content.docx
@@ -6086,18 +6086,12 @@
         </w:rPr>
         <w:t xml:space="preserve"> refere-se ao lugar onde Deus está. Veja como você traduziu isso em </w:t>
       </w:r>
-      <w:hyperlink r:id="rId13">
-        <w:r>
-          <w:rPr>
-            <w:lang w:val="pt_PT" w:bidi="pt_PT"/>
-          </w:rPr>
-          <w:rPr>
-            <w:color w:val="0000EE"/>
-            <w:u w:val="single"/>
-          </w:rPr>
-          <w:t>Efésios 1.3</w:t>
-        </w:r>
-      </w:hyperlink>
+      <w:r>
+        <w:rPr>
+          <w:lang w:val="pt_PT" w:bidi="pt_PT"/>
+        </w:rPr>
+        <w:t>Efésios 1.3</w:t>
+      </w:r>
       <w:r>
         <w:rPr>
           <w:lang w:val="pt_PT" w:bidi="pt_PT"/>
@@ -9165,18 +9159,12 @@
         </w:rPr>
         <w:t xml:space="preserve"> refere-se ao lugar onde Deus está. Veja como isso é traduzido em </w:t>
       </w:r>
-      <w:hyperlink r:id="rId13">
-        <w:r>
-          <w:rPr>
-            <w:lang w:val="pt_PT" w:bidi="pt_PT"/>
-          </w:rPr>
-          <w:rPr>
-            <w:color w:val="0000EE"/>
-            <w:u w:val="single"/>
-          </w:rPr>
-          <w:t>Efésios 1.3</w:t>
-        </w:r>
-      </w:hyperlink>
+      <w:r>
+        <w:rPr>
+          <w:lang w:val="pt_PT" w:bidi="pt_PT"/>
+        </w:rPr>
+        <w:t>Efésios 1.3</w:t>
+      </w:r>
       <w:r>
         <w:rPr>
           <w:lang w:val="pt_PT" w:bidi="pt_PT"/>
@@ -9750,18 +9738,12 @@
         </w:rPr>
         <w:t xml:space="preserve">Veja como você traduziu esta frase em </w:t>
       </w:r>
-      <w:hyperlink r:id="rId14">
-        <w:r>
-          <w:rPr>
-            <w:lang w:val="pt_PT" w:bidi="pt_PT"/>
-          </w:rPr>
-          <w:rPr>
-            <w:color w:val="0000EE"/>
-            <w:u w:val="single"/>
-          </w:rPr>
-          <w:t>Efésios 2.5</w:t>
-        </w:r>
-      </w:hyperlink>
+      <w:r>
+        <w:rPr>
+          <w:lang w:val="pt_PT" w:bidi="pt_PT"/>
+        </w:rPr>
+        <w:t>Efésios 2.5</w:t>
+      </w:r>
       <w:r>
         <w:rPr>
           <w:lang w:val="pt_PT" w:bidi="pt_PT"/>
@@ -17047,18 +17029,12 @@
         </w:rPr>
         <w:t xml:space="preserve"> refere-se ao local onde Deus está. Veja como isso é traduzido em </w:t>
       </w:r>
-      <w:hyperlink r:id="rId13">
-        <w:r>
-          <w:rPr>
-            <w:lang w:val="pt_PT" w:bidi="pt_PT"/>
-          </w:rPr>
-          <w:rPr>
-            <w:color w:val="0000EE"/>
-            <w:u w:val="single"/>
-          </w:rPr>
-          <w:t>Efésios 1.3</w:t>
-        </w:r>
-      </w:hyperlink>
+      <w:r>
+        <w:rPr>
+          <w:lang w:val="pt_PT" w:bidi="pt_PT"/>
+        </w:rPr>
+        <w:t>Efésios 1.3</w:t>
+      </w:r>
       <w:r>
         <w:rPr>
           <w:lang w:val="pt_PT" w:bidi="pt_PT"/>
@@ -18655,18 +18631,12 @@
         </w:rPr>
         <w:t xml:space="preserve">Paulo continua a oração que começou em </w:t>
       </w:r>
-      <w:hyperlink r:id="rId15">
-        <w:r>
-          <w:rPr>
-            <w:lang w:val="pt_PT" w:bidi="pt_PT"/>
-          </w:rPr>
-          <w:rPr>
-            <w:color w:val="0000EE"/>
-            <w:u w:val="single"/>
-          </w:rPr>
-          <w:t>Efésios 3.14</w:t>
-        </w:r>
-      </w:hyperlink>
+      <w:r>
+        <w:rPr>
+          <w:lang w:val="pt_PT" w:bidi="pt_PT"/>
+        </w:rPr>
+        <w:t>Efésios 3.14</w:t>
+      </w:r>
       <w:r>
         <w:rPr>
           <w:lang w:val="pt_PT" w:bidi="pt_PT"/>
@@ -18736,18 +18706,12 @@
         </w:rPr>
         <w:t>Este é o segundo item pelo qual Paulo ora para que Deus “dê” aos efésios “segundo a riqueza da sua glória”. O primeiro é que eles sejam “fortes” (</w:t>
       </w:r>
-      <w:hyperlink r:id="rId16">
-        <w:r>
-          <w:rPr>
-            <w:lang w:val="pt_PT" w:bidi="pt_PT"/>
-          </w:rPr>
-          <w:rPr>
-            <w:color w:val="0000EE"/>
-            <w:u w:val="single"/>
-          </w:rPr>
-          <w:t>Efésios 3.16</w:t>
-        </w:r>
-      </w:hyperlink>
+      <w:r>
+        <w:rPr>
+          <w:lang w:val="pt_PT" w:bidi="pt_PT"/>
+        </w:rPr>
+        <w:t>Efésios 3.16</w:t>
+      </w:r>
       <w:r>
         <w:rPr>
           <w:lang w:val="pt_PT" w:bidi="pt_PT"/>
@@ -19150,36 +19114,24 @@
         </w:rPr>
         <w:t>Este é o terceiro item pelo qual Paulo se ajoelha e ora; o primeiro é que Deus conceda que eles sejam fortes (</w:t>
       </w:r>
-      <w:hyperlink r:id="rId16">
-        <w:r>
-          <w:rPr>
-            <w:lang w:val="pt_PT" w:bidi="pt_PT"/>
-          </w:rPr>
-          <w:rPr>
-            <w:color w:val="0000EE"/>
-            <w:u w:val="single"/>
-          </w:rPr>
-          <w:t>Efésios 3.16</w:t>
-        </w:r>
-      </w:hyperlink>
+      <w:r>
+        <w:rPr>
+          <w:lang w:val="pt_PT" w:bidi="pt_PT"/>
+        </w:rPr>
+        <w:t>Efésios 3.16</w:t>
+      </w:r>
       <w:r>
         <w:rPr>
           <w:lang w:val="pt_PT" w:bidi="pt_PT"/>
         </w:rPr>
         <w:t>) e o segundo é que Cristo possa viver em seus corações pela fé (</w:t>
       </w:r>
-      <w:hyperlink r:id="rId17">
-        <w:r>
-          <w:rPr>
-            <w:lang w:val="pt_PT" w:bidi="pt_PT"/>
-          </w:rPr>
-          <w:rPr>
-            <w:color w:val="0000EE"/>
-            <w:u w:val="single"/>
-          </w:rPr>
-          <w:t>Efésios 3.17</w:t>
-        </w:r>
-      </w:hyperlink>
+      <w:r>
+        <w:rPr>
+          <w:lang w:val="pt_PT" w:bidi="pt_PT"/>
+        </w:rPr>
+        <w:t>Efésios 3.17</w:t>
+      </w:r>
       <w:r>
         <w:rPr>
           <w:lang w:val="pt_PT" w:bidi="pt_PT"/>
@@ -19616,72 +19568,48 @@
         </w:rPr>
         <w:t>Este é o quarto item pelo qual Paulo se ajoelha e ora (</w:t>
       </w:r>
-      <w:hyperlink r:id="rId15">
-        <w:r>
-          <w:rPr>
-            <w:lang w:val="pt_PT" w:bidi="pt_PT"/>
-          </w:rPr>
-          <w:rPr>
-            <w:color w:val="0000EE"/>
-            <w:u w:val="single"/>
-          </w:rPr>
-          <w:t>Efésios 3.14</w:t>
-        </w:r>
-      </w:hyperlink>
+      <w:r>
+        <w:rPr>
+          <w:lang w:val="pt_PT" w:bidi="pt_PT"/>
+        </w:rPr>
+        <w:t>Efésios 3.14</w:t>
+      </w:r>
       <w:r>
         <w:rPr>
           <w:lang w:val="pt_PT" w:bidi="pt_PT"/>
         </w:rPr>
         <w:t>). O primeiro é que eles sejam “fortes” (</w:t>
       </w:r>
-      <w:hyperlink r:id="rId16">
-        <w:r>
-          <w:rPr>
-            <w:lang w:val="pt_PT" w:bidi="pt_PT"/>
-          </w:rPr>
-          <w:rPr>
-            <w:color w:val="0000EE"/>
-            <w:u w:val="single"/>
-          </w:rPr>
-          <w:t>Efésios 3.16</w:t>
-        </w:r>
-      </w:hyperlink>
+      <w:r>
+        <w:rPr>
+          <w:lang w:val="pt_PT" w:bidi="pt_PT"/>
+        </w:rPr>
+        <w:t>Efésios 3.16</w:t>
+      </w:r>
       <w:r>
         <w:rPr>
           <w:lang w:val="pt_PT" w:bidi="pt_PT"/>
         </w:rPr>
         <w:t>), o segundo é que “ por meio da fé, Cristo viva em seus corações” (</w:t>
       </w:r>
-      <w:hyperlink r:id="rId17">
-        <w:r>
-          <w:rPr>
-            <w:lang w:val="pt_PT" w:bidi="pt_PT"/>
-          </w:rPr>
-          <w:rPr>
-            <w:color w:val="0000EE"/>
-            <w:u w:val="single"/>
-          </w:rPr>
-          <w:t>Efésios 3.17</w:t>
-        </w:r>
-      </w:hyperlink>
+      <w:r>
+        <w:rPr>
+          <w:lang w:val="pt_PT" w:bidi="pt_PT"/>
+        </w:rPr>
+        <w:t>Efésios 3.17</w:t>
+      </w:r>
       <w:r>
         <w:rPr>
           <w:lang w:val="pt_PT" w:bidi="pt_PT"/>
         </w:rPr>
         <w:t>), e o terceiro é que eles “possam compreender o amor de Cristo” (</w:t>
       </w:r>
-      <w:hyperlink r:id="rId18">
-        <w:r>
-          <w:rPr>
-            <w:lang w:val="pt_PT" w:bidi="pt_PT"/>
-          </w:rPr>
-          <w:rPr>
-            <w:color w:val="0000EE"/>
-            <w:u w:val="single"/>
-          </w:rPr>
-          <w:t>Efésios 3.18</w:t>
-        </w:r>
-      </w:hyperlink>
+      <w:r>
+        <w:rPr>
+          <w:lang w:val="pt_PT" w:bidi="pt_PT"/>
+        </w:rPr>
+        <w:t>Efésios 3.18</w:t>
+      </w:r>
       <w:r>
         <w:rPr>
           <w:lang w:val="pt_PT" w:bidi="pt_PT"/>
@@ -26658,18 +26586,12 @@
         </w:rPr>
         <w:t xml:space="preserve"> refere-se à maneira como os não judeus vivem, conforme descrito em </w:t>
       </w:r>
-      <w:hyperlink r:id="rId19">
-        <w:r>
-          <w:rPr>
-            <w:lang w:val="pt_PT" w:bidi="pt_PT"/>
-          </w:rPr>
-          <w:rPr>
-            <w:color w:val="0000EE"/>
-            <w:u w:val="single"/>
-          </w:rPr>
-          <w:t>Efésios 4.17–19</w:t>
-        </w:r>
-      </w:hyperlink>
+      <w:r>
+        <w:rPr>
+          <w:lang w:val="pt_PT" w:bidi="pt_PT"/>
+        </w:rPr>
+        <w:t>Efésios 4.17–19</w:t>
+      </w:r>
       <w:r>
         <w:rPr>
           <w:lang w:val="pt_PT" w:bidi="pt_PT"/>
@@ -30504,18 +30426,12 @@
         </w:rPr>
         <w:t xml:space="preserve">A palavra de conexão "pois" introduz uma relação de razão e resultado. A razão (mencionada em </w:t>
       </w:r>
-      <w:hyperlink r:id="rId20">
-        <w:r>
-          <w:rPr>
-            <w:lang w:val="pt_PT" w:bidi="pt_PT"/>
-          </w:rPr>
-          <w:rPr>
-            <w:color w:val="0000EE"/>
-            <w:u w:val="single"/>
-          </w:rPr>
-          <w:t>Efésios 4.32</w:t>
-        </w:r>
-      </w:hyperlink>
+      <w:r>
+        <w:rPr>
+          <w:lang w:val="pt_PT" w:bidi="pt_PT"/>
+        </w:rPr>
+        <w:t>Efésios 4.32</w:t>
+      </w:r>
       <w:r>
         <w:rPr>
           <w:lang w:val="pt_PT" w:bidi="pt_PT"/>
@@ -36676,18 +36592,12 @@
         </w:rPr>
         <w:t>Paulo começa a explicar como os cristãos devem submeter-se uns aos outros (</w:t>
       </w:r>
-      <w:hyperlink r:id="rId21">
-        <w:r>
-          <w:rPr>
-            <w:lang w:val="pt_PT" w:bidi="pt_PT"/>
-          </w:rPr>
-          <w:rPr>
-            <w:color w:val="0000EE"/>
-            <w:u w:val="single"/>
-          </w:rPr>
-          <w:t>Efésios 5.21</w:t>
-        </w:r>
-      </w:hyperlink>
+      <w:r>
+        <w:rPr>
+          <w:lang w:val="pt_PT" w:bidi="pt_PT"/>
+        </w:rPr>
+        <w:t>Efésios 5.21</w:t>
+      </w:r>
       <w:r>
         <w:rPr>
           <w:lang w:val="pt_PT" w:bidi="pt_PT"/>
@@ -40827,18 +40737,12 @@
         </w:rPr>
         <w:t>Aqui, "o mesmo" refere-se a "se ele faz algo bom" de (</w:t>
       </w:r>
-      <w:hyperlink r:id="rId22">
-        <w:r>
-          <w:rPr>
-            <w:lang w:val="pt_PT" w:bidi="pt_PT"/>
-          </w:rPr>
-          <w:rPr>
-            <w:color w:val="0000EE"/>
-            <w:u w:val="single"/>
-          </w:rPr>
-          <w:t>Efésios 6.8</w:t>
-        </w:r>
-      </w:hyperlink>
+      <w:r>
+        <w:rPr>
+          <w:lang w:val="pt_PT" w:bidi="pt_PT"/>
+        </w:rPr>
+        <w:t>Efésios 6.8</w:t>
+      </w:r>
       <w:r>
         <w:rPr>
           <w:lang w:val="pt_PT" w:bidi="pt_PT"/>
@@ -41175,18 +41079,12 @@
         </w:rPr>
         <w:t xml:space="preserve">Essas duas palavras são muito semelhantes em significado. Juntas, elas se reforçam mutuamente. Veja como você traduziu esta frase perto do final de </w:t>
       </w:r>
-      <w:hyperlink r:id="rId23">
-        <w:r>
-          <w:rPr>
-            <w:lang w:val="pt_PT" w:bidi="pt_PT"/>
-          </w:rPr>
-          <w:rPr>
-            <w:color w:val="0000EE"/>
-            <w:u w:val="single"/>
-          </w:rPr>
-          <w:t>Efésios 1.19</w:t>
-        </w:r>
-      </w:hyperlink>
+      <w:r>
+        <w:rPr>
+          <w:lang w:val="pt_PT" w:bidi="pt_PT"/>
+        </w:rPr>
+        <w:t>Efésios 1.19</w:t>
+      </w:r>
       <w:r>
         <w:rPr>
           <w:lang w:val="pt_PT" w:bidi="pt_PT"/>
@@ -42614,18 +42512,12 @@
         </w:rPr>
         <w:t xml:space="preserve"> representa tomar uma posição sobre o que é certo e verdadeiro e resistir com sucesso às forças que tentam fazer o crente comprometer essa posição. Veja como você traduziu “estejam preparados” em </w:t>
       </w:r>
-      <w:hyperlink r:id="rId24">
-        <w:r>
-          <w:rPr>
-            <w:lang w:val="pt_PT" w:bidi="pt_PT"/>
-          </w:rPr>
-          <w:rPr>
-            <w:color w:val="0000EE"/>
-            <w:u w:val="single"/>
-          </w:rPr>
-          <w:t>Efésios 6.13</w:t>
-        </w:r>
-      </w:hyperlink>
+      <w:r>
+        <w:rPr>
+          <w:lang w:val="pt_PT" w:bidi="pt_PT"/>
+        </w:rPr>
+        <w:t>Efésios 6.13</w:t>
+      </w:r>
       <w:r>
         <w:rPr>
           <w:lang w:val="pt_PT" w:bidi="pt_PT"/>
